--- a/docs/hop-beat-spec-v1.docx
+++ b/docs/hop-beat-spec-v1.docx
@@ -88,7 +88,7 @@
     </w:p>
     <w:p>
       <w:r>
-        <w:t>This is intentionally not a portfolio project built only to demonstrate a framework. The project begins with a real interest: rhythm games, music, movement, interactive visuals, and the question of whether an ordinary webcam can turn physical space into a playable controller. The software should exist because the interaction is interesting, not because a résumé needs another CRUD application.</w:t>
+        <w:t>The project begins with a real interest: rhythm games, music, movement, interactive visuals, and the question of whether an ordinary webcam can turn physical space into a playable controller. The software should exist because the interaction is interesting.</w:t>
       </w:r>
     </w:p>
     <w:p>
@@ -141,12 +141,12 @@
     </w:p>
     <w:p>
       <w:r>
-        <w:t>Working title: hop//beat. The name keeps a subtle lineage with Bunny Hop Player, the project that helped restart the habit of building for curiosity and fun. “hop” connects to physical movement and that earlier project; “beat” describes the rhythm-game core; “//” gives the name a digital/creative-coding character.</w:t>
+        <w:t>Working title: hop//beat. “hop” connects to physical movement, and to Bunny Hop Player; “beat” describes the rhythm-game core; “//” gives the name a digital/creative-coding character.</w:t>
       </w:r>
     </w:p>
     <w:p>
       <w:r>
-        <w:t>The path to this project matters: curiosity about Moderna’s mRNA cancer research led to questions about how biological instructions are engineered, which led to thinking about scientist-facing software and applied projects. That reframed the goal for personal work: build around genuine interests and questions, rather than inventing projects solely to demonstrate a framework. That chain of curiosity eventually became the idea for a webcam-controlled spatial rhythm game.</w:t>
+        <w:t>Where the idea came from: curiosity about Moderna’s mRNA cancer research led to questions about how biological instructions are engineered, which led to thinking about scientist-facing software and applied projects. That chain of curiosity became the idea for a webcam-controlled spatial rhythm game.</w:t>
       </w:r>
     </w:p>
     <w:p>
